--- a/Progres-Fatimah/Jurnal Submit/submit/CDJ/Yoifah Original/Coppyright Transfer Form.docx
+++ b/Progres-Fatimah/Jurnal Submit/submit/CDJ/Yoifah Original/Coppyright Transfer Form.docx
@@ -1,6 +1,6 @@
 
 <file path=word/document.xml><?xml version="1.0" encoding="utf-8"?>
-<w:document xmlns:ve="http://schemas.openxmlformats.org/markup-compatibility/2006" xmlns:o="urn:schemas-microsoft-com:office:office" xmlns:r="http://schemas.openxmlformats.org/officeDocument/2006/relationships" xmlns:m="http://schemas.openxmlformats.org/officeDocument/2006/math" xmlns:v="urn:schemas-microsoft-com:vml" xmlns:wp="http://schemas.openxmlformats.org/drawingml/2006/wordprocessingDrawing" xmlns:w10="urn:schemas-microsoft-com:office:word" xmlns:w="http://schemas.openxmlformats.org/wordprocessingml/2006/main" xmlns:wne="http://schemas.microsoft.com/office/word/2006/wordml">
+<w:document xmlns:wpc="http://schemas.microsoft.com/office/word/2010/wordprocessingCanvas" xmlns:cx="http://schemas.microsoft.com/office/drawing/2014/chartex" xmlns:cx1="http://schemas.microsoft.com/office/drawing/2015/9/8/chartex" xmlns:cx2="http://schemas.microsoft.com/office/drawing/2015/10/21/chartex" xmlns:cx3="http://schemas.microsoft.com/office/drawing/2016/5/9/chartex" xmlns:cx4="http://schemas.microsoft.com/office/drawing/2016/5/10/chartex" xmlns:cx5="http://schemas.microsoft.com/office/drawing/2016/5/11/chartex" xmlns:cx6="http://schemas.microsoft.com/office/drawing/2016/5/12/chartex" xmlns:cx7="http://schemas.microsoft.com/office/drawing/2016/5/13/chartex" xmlns:cx8="http://schemas.microsoft.com/office/drawing/2016/5/14/chartex" xmlns:mc="http://schemas.openxmlformats.org/markup-compatibility/2006" xmlns:aink="http://schemas.microsoft.com/office/drawing/2016/ink" xmlns:am3d="http://schemas.microsoft.com/office/drawing/2017/model3d" xmlns:o="urn:schemas-microsoft-com:office:office" xmlns:oel="http://schemas.microsoft.com/office/2019/extlst" xmlns:r="http://schemas.openxmlformats.org/officeDocument/2006/relationships" xmlns:m="http://schemas.openxmlformats.org/officeDocument/2006/math" xmlns:v="urn:schemas-microsoft-com:vml" xmlns:wp14="http://schemas.microsoft.com/office/word/2010/wordprocessingDrawing" xmlns:wp="http://schemas.openxmlformats.org/drawingml/2006/wordprocessingDrawing" xmlns:w10="urn:schemas-microsoft-com:office:word" xmlns:w="http://schemas.openxmlformats.org/wordprocessingml/2006/main" xmlns:w14="http://schemas.microsoft.com/office/word/2010/wordml" xmlns:w15="http://schemas.microsoft.com/office/word/2012/wordml" xmlns:w16cex="http://schemas.microsoft.com/office/word/2018/wordml/cex" xmlns:w16cid="http://schemas.microsoft.com/office/word/2016/wordml/cid" xmlns:w16="http://schemas.microsoft.com/office/word/2018/wordml" xmlns:w16du="http://schemas.microsoft.com/office/word/2023/wordml/word16du" xmlns:w16sdtdh="http://schemas.microsoft.com/office/word/2020/wordml/sdtdatahash" xmlns:w16sdtfl="http://schemas.microsoft.com/office/word/2024/wordml/sdtformatlock" xmlns:w16se="http://schemas.microsoft.com/office/word/2015/wordml/symex" xmlns:wpg="http://schemas.microsoft.com/office/word/2010/wordprocessingGroup" xmlns:wpi="http://schemas.microsoft.com/office/word/2010/wordprocessingInk" xmlns:wne="http://schemas.microsoft.com/office/word/2006/wordml" xmlns:wps="http://schemas.microsoft.com/office/word/2010/wordprocessingShape" mc:Ignorable="w14 w15 w16se w16cid w16 w16cex w16sdtdh w16sdtfl w16du wp14">
   <w:body>
     <w:p>
       <w:pPr>
@@ -156,109 +156,49 @@
           <w:sz w:val="20"/>
           <w:szCs w:val="20"/>
         </w:rPr>
-        <w:t>a)  </w:t>
-      </w:r>
-      <w:proofErr w:type="gramStart"/>
-      <w:r>
-        <w:rPr>
-          <w:rFonts w:ascii="Times New Roman" w:eastAsia="Times New Roman" w:hAnsi="Times New Roman" w:cs="Times New Roman"/>
-          <w:color w:val="333333"/>
-          <w:sz w:val="20"/>
-          <w:szCs w:val="20"/>
-        </w:rPr>
-        <w:t>the</w:t>
-      </w:r>
-      <w:proofErr w:type="gramEnd"/>
-      <w:r>
-        <w:rPr>
-          <w:rFonts w:ascii="Times New Roman" w:eastAsia="Times New Roman" w:hAnsi="Times New Roman" w:cs="Times New Roman"/>
-          <w:color w:val="333333"/>
-          <w:sz w:val="20"/>
-          <w:szCs w:val="20"/>
-        </w:rPr>
-        <w:t xml:space="preserve"> manuscript submitted is my/our own original work;</w:t>
-      </w:r>
-    </w:p>
-    <w:p>
-      <w:pPr>
-        <w:shd w:val="clear" w:color="auto" w:fill="FFFFFF"/>
-        <w:spacing w:after="150" w:line="240" w:lineRule="auto"/>
-        <w:rPr>
-          <w:rFonts w:ascii="Times New Roman" w:eastAsia="Times New Roman" w:hAnsi="Times New Roman" w:cs="Times New Roman"/>
-          <w:color w:val="333333"/>
-          <w:sz w:val="20"/>
-          <w:szCs w:val="20"/>
-        </w:rPr>
-      </w:pPr>
-      <w:r>
-        <w:rPr>
-          <w:rFonts w:ascii="Times New Roman" w:eastAsia="Times New Roman" w:hAnsi="Times New Roman" w:cs="Times New Roman"/>
-          <w:color w:val="333333"/>
-          <w:sz w:val="20"/>
-          <w:szCs w:val="20"/>
-        </w:rPr>
-        <w:t>b)  </w:t>
-      </w:r>
-      <w:proofErr w:type="gramStart"/>
-      <w:r>
-        <w:rPr>
-          <w:rFonts w:ascii="Times New Roman" w:eastAsia="Times New Roman" w:hAnsi="Times New Roman" w:cs="Times New Roman"/>
-          <w:color w:val="333333"/>
-          <w:sz w:val="20"/>
-          <w:szCs w:val="20"/>
-        </w:rPr>
-        <w:t>all</w:t>
-      </w:r>
-      <w:proofErr w:type="gramEnd"/>
-      <w:r>
-        <w:rPr>
-          <w:rFonts w:ascii="Times New Roman" w:eastAsia="Times New Roman" w:hAnsi="Times New Roman" w:cs="Times New Roman"/>
-          <w:color w:val="333333"/>
-          <w:sz w:val="20"/>
-          <w:szCs w:val="20"/>
-        </w:rPr>
-        <w:t xml:space="preserve"> authors participated in the work in a substantive way and are prepared to take public responsibility for the work;</w:t>
-      </w:r>
-    </w:p>
-    <w:p>
-      <w:pPr>
-        <w:shd w:val="clear" w:color="auto" w:fill="FFFFFF"/>
-        <w:spacing w:after="150" w:line="240" w:lineRule="auto"/>
-        <w:rPr>
-          <w:rFonts w:ascii="Times New Roman" w:eastAsia="Times New Roman" w:hAnsi="Times New Roman" w:cs="Times New Roman"/>
-          <w:color w:val="333333"/>
-          <w:sz w:val="20"/>
-          <w:szCs w:val="20"/>
-        </w:rPr>
-      </w:pPr>
-      <w:r>
-        <w:rPr>
-          <w:rFonts w:ascii="Times New Roman" w:eastAsia="Times New Roman" w:hAnsi="Times New Roman" w:cs="Times New Roman"/>
-          <w:color w:val="333333"/>
-          <w:sz w:val="20"/>
-          <w:szCs w:val="20"/>
-        </w:rPr>
-        <w:t xml:space="preserve">c)  I was </w:t>
-      </w:r>
-      <w:proofErr w:type="spellStart"/>
-      <w:r>
-        <w:rPr>
-          <w:rFonts w:ascii="Times New Roman" w:eastAsia="Times New Roman" w:hAnsi="Times New Roman" w:cs="Times New Roman"/>
-          <w:color w:val="333333"/>
-          <w:sz w:val="20"/>
-          <w:szCs w:val="20"/>
-        </w:rPr>
-        <w:t>authorised</w:t>
-      </w:r>
-      <w:proofErr w:type="spellEnd"/>
-      <w:r>
-        <w:rPr>
-          <w:rFonts w:ascii="Times New Roman" w:eastAsia="Times New Roman" w:hAnsi="Times New Roman" w:cs="Times New Roman"/>
-          <w:color w:val="333333"/>
-          <w:sz w:val="20"/>
-          <w:szCs w:val="20"/>
-        </w:rPr>
-        <w:t xml:space="preserve"> by all authors to transfer all royalties related with the manuscript and to enter into a binding contract with</w:t>
+        <w:t>a)  the manuscript submitted is my/our own original work;</w:t>
+      </w:r>
+    </w:p>
+    <w:p>
+      <w:pPr>
+        <w:shd w:val="clear" w:color="auto" w:fill="FFFFFF"/>
+        <w:spacing w:after="150" w:line="240" w:lineRule="auto"/>
+        <w:rPr>
+          <w:rFonts w:ascii="Times New Roman" w:eastAsia="Times New Roman" w:hAnsi="Times New Roman" w:cs="Times New Roman"/>
+          <w:color w:val="333333"/>
+          <w:sz w:val="20"/>
+          <w:szCs w:val="20"/>
+        </w:rPr>
+      </w:pPr>
+      <w:r>
+        <w:rPr>
+          <w:rFonts w:ascii="Times New Roman" w:eastAsia="Times New Roman" w:hAnsi="Times New Roman" w:cs="Times New Roman"/>
+          <w:color w:val="333333"/>
+          <w:sz w:val="20"/>
+          <w:szCs w:val="20"/>
+        </w:rPr>
+        <w:t>b)  all authors participated in the work in a substantive way and are prepared to take public responsibility for the work;</w:t>
+      </w:r>
+    </w:p>
+    <w:p>
+      <w:pPr>
+        <w:shd w:val="clear" w:color="auto" w:fill="FFFFFF"/>
+        <w:spacing w:after="150" w:line="240" w:lineRule="auto"/>
+        <w:rPr>
+          <w:rFonts w:ascii="Times New Roman" w:eastAsia="Times New Roman" w:hAnsi="Times New Roman" w:cs="Times New Roman"/>
+          <w:color w:val="333333"/>
+          <w:sz w:val="20"/>
+          <w:szCs w:val="20"/>
+        </w:rPr>
+      </w:pPr>
+      <w:r>
+        <w:rPr>
+          <w:rFonts w:ascii="Times New Roman" w:eastAsia="Times New Roman" w:hAnsi="Times New Roman" w:cs="Times New Roman"/>
+          <w:color w:val="333333"/>
+          <w:sz w:val="20"/>
+          <w:szCs w:val="20"/>
+        </w:rPr>
+        <w:t>c)  I was authorised by all authors to transfer all royalties related with the manuscript and to enter into a binding contract with</w:t>
       </w:r>
     </w:p>
     <w:p>
@@ -301,150 +241,70 @@
           <w:sz w:val="20"/>
           <w:szCs w:val="20"/>
         </w:rPr>
-        <w:t>d)  </w:t>
-      </w:r>
-      <w:proofErr w:type="gramStart"/>
-      <w:r>
-        <w:rPr>
-          <w:rFonts w:ascii="Times New Roman" w:eastAsia="Times New Roman" w:hAnsi="Times New Roman" w:cs="Times New Roman"/>
-          <w:color w:val="333333"/>
-          <w:sz w:val="20"/>
-          <w:szCs w:val="20"/>
-        </w:rPr>
-        <w:t>all</w:t>
-      </w:r>
-      <w:proofErr w:type="gramEnd"/>
-      <w:r>
-        <w:rPr>
-          <w:rFonts w:ascii="Times New Roman" w:eastAsia="Times New Roman" w:hAnsi="Times New Roman" w:cs="Times New Roman"/>
-          <w:color w:val="333333"/>
-          <w:sz w:val="20"/>
-          <w:szCs w:val="20"/>
-        </w:rPr>
-        <w:t xml:space="preserve"> authors have seen and approved the manuscript as submitted;</w:t>
-      </w:r>
-    </w:p>
-    <w:p>
-      <w:pPr>
-        <w:shd w:val="clear" w:color="auto" w:fill="FFFFFF"/>
-        <w:spacing w:after="150" w:line="240" w:lineRule="auto"/>
-        <w:rPr>
-          <w:rFonts w:ascii="Times New Roman" w:eastAsia="Times New Roman" w:hAnsi="Times New Roman" w:cs="Times New Roman"/>
-          <w:color w:val="333333"/>
-          <w:sz w:val="20"/>
-          <w:szCs w:val="20"/>
-        </w:rPr>
-      </w:pPr>
-      <w:r>
-        <w:rPr>
-          <w:rFonts w:ascii="Times New Roman" w:eastAsia="Times New Roman" w:hAnsi="Times New Roman" w:cs="Times New Roman"/>
-          <w:color w:val="333333"/>
-          <w:sz w:val="20"/>
-          <w:szCs w:val="20"/>
-        </w:rPr>
-        <w:t>e)  </w:t>
-      </w:r>
-      <w:proofErr w:type="gramStart"/>
-      <w:r>
-        <w:rPr>
-          <w:rFonts w:ascii="Times New Roman" w:eastAsia="Times New Roman" w:hAnsi="Times New Roman" w:cs="Times New Roman"/>
-          <w:color w:val="333333"/>
-          <w:sz w:val="20"/>
-          <w:szCs w:val="20"/>
-        </w:rPr>
-        <w:t>e-mail</w:t>
-      </w:r>
-      <w:proofErr w:type="gramEnd"/>
-      <w:r>
-        <w:rPr>
-          <w:rFonts w:ascii="Times New Roman" w:eastAsia="Times New Roman" w:hAnsi="Times New Roman" w:cs="Times New Roman"/>
-          <w:color w:val="333333"/>
-          <w:sz w:val="20"/>
-          <w:szCs w:val="20"/>
-        </w:rPr>
-        <w:t xml:space="preserve"> and street addresses of all authors have been entered into the CDJ and Evaluation System correctly,</w:t>
-      </w:r>
-    </w:p>
-    <w:p>
-      <w:pPr>
-        <w:shd w:val="clear" w:color="auto" w:fill="FFFFFF"/>
-        <w:spacing w:after="150" w:line="240" w:lineRule="auto"/>
-        <w:rPr>
-          <w:rFonts w:ascii="Times New Roman" w:eastAsia="Times New Roman" w:hAnsi="Times New Roman" w:cs="Times New Roman"/>
-          <w:color w:val="333333"/>
-          <w:sz w:val="20"/>
-          <w:szCs w:val="20"/>
-        </w:rPr>
-      </w:pPr>
-      <w:r>
-        <w:rPr>
-          <w:rFonts w:ascii="Times New Roman" w:eastAsia="Times New Roman" w:hAnsi="Times New Roman" w:cs="Times New Roman"/>
-          <w:color w:val="333333"/>
-          <w:sz w:val="20"/>
-          <w:szCs w:val="20"/>
-        </w:rPr>
-        <w:t>f)  </w:t>
-      </w:r>
-      <w:proofErr w:type="gramStart"/>
-      <w:r>
-        <w:rPr>
-          <w:rFonts w:ascii="Times New Roman" w:eastAsia="Times New Roman" w:hAnsi="Times New Roman" w:cs="Times New Roman"/>
-          <w:color w:val="333333"/>
-          <w:sz w:val="20"/>
-          <w:szCs w:val="20"/>
-        </w:rPr>
-        <w:t>the</w:t>
-      </w:r>
-      <w:proofErr w:type="gramEnd"/>
-      <w:r>
-        <w:rPr>
-          <w:rFonts w:ascii="Times New Roman" w:eastAsia="Times New Roman" w:hAnsi="Times New Roman" w:cs="Times New Roman"/>
-          <w:color w:val="333333"/>
-          <w:sz w:val="20"/>
-          <w:szCs w:val="20"/>
-        </w:rPr>
-        <w:t xml:space="preserve"> manuscript has not been published and is not being submitted or considered for publication elsewhere;</w:t>
-      </w:r>
-    </w:p>
-    <w:p>
-      <w:pPr>
-        <w:shd w:val="clear" w:color="auto" w:fill="FFFFFF"/>
-        <w:spacing w:after="150" w:line="240" w:lineRule="auto"/>
-        <w:rPr>
-          <w:rFonts w:ascii="Times New Roman" w:eastAsia="Times New Roman" w:hAnsi="Times New Roman" w:cs="Times New Roman"/>
-          <w:color w:val="333333"/>
-          <w:sz w:val="20"/>
-          <w:szCs w:val="20"/>
-        </w:rPr>
-      </w:pPr>
-      <w:r>
-        <w:rPr>
-          <w:rFonts w:ascii="Times New Roman" w:eastAsia="Times New Roman" w:hAnsi="Times New Roman" w:cs="Times New Roman"/>
-          <w:color w:val="333333"/>
-          <w:sz w:val="20"/>
-          <w:szCs w:val="20"/>
-        </w:rPr>
-        <w:t>g)  </w:t>
-      </w:r>
-      <w:proofErr w:type="gramStart"/>
-      <w:r>
-        <w:rPr>
-          <w:rFonts w:ascii="Times New Roman" w:eastAsia="Times New Roman" w:hAnsi="Times New Roman" w:cs="Times New Roman"/>
-          <w:color w:val="333333"/>
-          <w:sz w:val="20"/>
-          <w:szCs w:val="20"/>
-        </w:rPr>
-        <w:t>the</w:t>
-      </w:r>
-      <w:proofErr w:type="gramEnd"/>
-      <w:r>
-        <w:rPr>
-          <w:rFonts w:ascii="Times New Roman" w:eastAsia="Times New Roman" w:hAnsi="Times New Roman" w:cs="Times New Roman"/>
-          <w:color w:val="333333"/>
-          <w:sz w:val="20"/>
-          <w:szCs w:val="20"/>
-        </w:rPr>
-        <w:t xml:space="preserve"> text, illustrations, and any other materials included in the manuscript do not infringe upon any existing copyright or other rights of anyone.</w:t>
+        <w:t>d)  all authors have seen and approved the manuscript as submitted;</w:t>
+      </w:r>
+    </w:p>
+    <w:p>
+      <w:pPr>
+        <w:shd w:val="clear" w:color="auto" w:fill="FFFFFF"/>
+        <w:spacing w:after="150" w:line="240" w:lineRule="auto"/>
+        <w:rPr>
+          <w:rFonts w:ascii="Times New Roman" w:eastAsia="Times New Roman" w:hAnsi="Times New Roman" w:cs="Times New Roman"/>
+          <w:color w:val="333333"/>
+          <w:sz w:val="20"/>
+          <w:szCs w:val="20"/>
+        </w:rPr>
+      </w:pPr>
+      <w:r>
+        <w:rPr>
+          <w:rFonts w:ascii="Times New Roman" w:eastAsia="Times New Roman" w:hAnsi="Times New Roman" w:cs="Times New Roman"/>
+          <w:color w:val="333333"/>
+          <w:sz w:val="20"/>
+          <w:szCs w:val="20"/>
+        </w:rPr>
+        <w:t>e)  e-mail and street addresses of all authors have been entered into the CDJ and Evaluation System correctly,</w:t>
+      </w:r>
+    </w:p>
+    <w:p>
+      <w:pPr>
+        <w:shd w:val="clear" w:color="auto" w:fill="FFFFFF"/>
+        <w:spacing w:after="150" w:line="240" w:lineRule="auto"/>
+        <w:rPr>
+          <w:rFonts w:ascii="Times New Roman" w:eastAsia="Times New Roman" w:hAnsi="Times New Roman" w:cs="Times New Roman"/>
+          <w:color w:val="333333"/>
+          <w:sz w:val="20"/>
+          <w:szCs w:val="20"/>
+        </w:rPr>
+      </w:pPr>
+      <w:r>
+        <w:rPr>
+          <w:rFonts w:ascii="Times New Roman" w:eastAsia="Times New Roman" w:hAnsi="Times New Roman" w:cs="Times New Roman"/>
+          <w:color w:val="333333"/>
+          <w:sz w:val="20"/>
+          <w:szCs w:val="20"/>
+        </w:rPr>
+        <w:t>f)  the manuscript has not been published and is not being submitted or considered for publication elsewhere;</w:t>
+      </w:r>
+    </w:p>
+    <w:p>
+      <w:pPr>
+        <w:shd w:val="clear" w:color="auto" w:fill="FFFFFF"/>
+        <w:spacing w:after="150" w:line="240" w:lineRule="auto"/>
+        <w:rPr>
+          <w:rFonts w:ascii="Times New Roman" w:eastAsia="Times New Roman" w:hAnsi="Times New Roman" w:cs="Times New Roman"/>
+          <w:color w:val="333333"/>
+          <w:sz w:val="20"/>
+          <w:szCs w:val="20"/>
+        </w:rPr>
+      </w:pPr>
+      <w:r>
+        <w:rPr>
+          <w:rFonts w:ascii="Times New Roman" w:eastAsia="Times New Roman" w:hAnsi="Times New Roman" w:cs="Times New Roman"/>
+          <w:color w:val="333333"/>
+          <w:sz w:val="20"/>
+          <w:szCs w:val="20"/>
+        </w:rPr>
+        <w:t>g)  the text, illustrations, and any other materials included in the manuscript do not infringe upon any existing copyright or other rights of anyone.</w:t>
       </w:r>
     </w:p>
     <w:p>
@@ -518,19 +378,8 @@
           <w:szCs w:val="20"/>
         </w:rPr>
         <w:br/>
-        <w:t>a) patent rights</w:t>
-      </w:r>
-      <w:proofErr w:type="gramStart"/>
-      <w:r>
-        <w:rPr>
-          <w:rFonts w:ascii="Times New Roman" w:eastAsia="Times New Roman" w:hAnsi="Times New Roman" w:cs="Times New Roman"/>
-          <w:color w:val="333333"/>
-          <w:sz w:val="20"/>
-          <w:szCs w:val="20"/>
-        </w:rPr>
-        <w:t>;</w:t>
-      </w:r>
-      <w:proofErr w:type="gramEnd"/>
+        <w:t>a) patent rights;</w:t>
+      </w:r>
       <w:r>
         <w:rPr>
           <w:rFonts w:ascii="Times New Roman" w:eastAsia="Times New Roman" w:hAnsi="Times New Roman" w:cs="Times New Roman"/>
@@ -609,27 +458,7 @@
           <w:sz w:val="20"/>
           <w:szCs w:val="20"/>
         </w:rPr>
-        <w:t xml:space="preserve">As the corresponding author, I also warrant that “CDJ and the Journal Editors” will not be held liable against all copyright claims of any third party or in lawsuits that may be filed in the future, and that I will be the only person who will be liable in such cases. I also warrant that the article contains no </w:t>
-      </w:r>
-      <w:proofErr w:type="spellStart"/>
-      <w:r>
-        <w:rPr>
-          <w:rFonts w:ascii="Times New Roman" w:eastAsia="Times New Roman" w:hAnsi="Times New Roman" w:cs="Times New Roman"/>
-          <w:color w:val="333333"/>
-          <w:sz w:val="20"/>
-          <w:szCs w:val="20"/>
-        </w:rPr>
-        <w:t>libellous</w:t>
-      </w:r>
-      <w:proofErr w:type="spellEnd"/>
-      <w:r>
-        <w:rPr>
-          <w:rFonts w:ascii="Times New Roman" w:eastAsia="Times New Roman" w:hAnsi="Times New Roman" w:cs="Times New Roman"/>
-          <w:color w:val="333333"/>
-          <w:sz w:val="20"/>
-          <w:szCs w:val="20"/>
-        </w:rPr>
-        <w:t xml:space="preserve"> or unlawful statements, I/we did not use any unlawful method or material during the research, I/we obtained all legal permissions pertaining to the research, and I/we adhered to ethical principles during the research.</w:t>
+        <w:t>As the corresponding author, I also warrant that “CDJ and the Journal Editors” will not be held liable against all copyright claims of any third party or in lawsuits that may be filed in the future, and that I will be the only person who will be liable in such cases. I also warrant that the article contains no libellous or unlawful statements, I/we did not use any unlawful method or material during the research, I/we obtained all legal permissions pertaining to the research, and I/we adhered to ethical principles during the research.</w:t>
       </w:r>
     </w:p>
     <w:p>
@@ -657,7 +486,7 @@
           <w:sz w:val="20"/>
           <w:szCs w:val="20"/>
         </w:rPr>
-        <w:tab/>
+        <w:t xml:space="preserve"> Yoifah Rizka Wedarti</w:t>
       </w:r>
       <w:r>
         <w:rPr>
@@ -676,6 +505,7 @@
           <w:szCs w:val="20"/>
         </w:rPr>
         <w:tab/>
+        <w:t>Date:</w:t>
       </w:r>
       <w:r>
         <w:rPr>
@@ -684,44 +514,7 @@
           <w:sz w:val="20"/>
           <w:szCs w:val="20"/>
         </w:rPr>
-        <w:tab/>
-      </w:r>
-      <w:r>
-        <w:rPr>
-          <w:rFonts w:ascii="Times New Roman" w:hAnsi="Times New Roman" w:cs="Times New Roman"/>
-          <w:b/>
-          <w:sz w:val="20"/>
-          <w:szCs w:val="20"/>
-        </w:rPr>
-        <w:tab/>
-      </w:r>
-      <w:r>
-        <w:rPr>
-          <w:rFonts w:ascii="Times New Roman" w:hAnsi="Times New Roman" w:cs="Times New Roman"/>
-          <w:b/>
-          <w:sz w:val="20"/>
-          <w:szCs w:val="20"/>
-        </w:rPr>
-        <w:tab/>
-        <w:t>Date:</w:t>
-      </w:r>
-      <w:r>
-        <w:rPr>
-          <w:rFonts w:ascii="Times New Roman" w:hAnsi="Times New Roman" w:cs="Times New Roman"/>
-          <w:b/>
-          <w:sz w:val="20"/>
-          <w:szCs w:val="20"/>
-        </w:rPr>
-        <w:tab/>
-      </w:r>
-      <w:r>
-        <w:rPr>
-          <w:rFonts w:ascii="Times New Roman" w:hAnsi="Times New Roman" w:cs="Times New Roman"/>
-          <w:b/>
-          <w:sz w:val="20"/>
-          <w:szCs w:val="20"/>
-        </w:rPr>
-        <w:tab/>
+        <w:t xml:space="preserve"> 19 October 2026</w:t>
       </w:r>
       <w:r>
         <w:rPr>
@@ -754,7 +547,7 @@
 </file>
 
 <file path=word/styles.xml><?xml version="1.0" encoding="utf-8"?>
-<w:styles xmlns:r="http://schemas.openxmlformats.org/officeDocument/2006/relationships" xmlns:w="http://schemas.openxmlformats.org/wordprocessingml/2006/main">
+<w:styles xmlns:mc="http://schemas.openxmlformats.org/markup-compatibility/2006" xmlns:r="http://schemas.openxmlformats.org/officeDocument/2006/relationships" xmlns:w="http://schemas.openxmlformats.org/wordprocessingml/2006/main" xmlns:w14="http://schemas.microsoft.com/office/word/2010/wordml" xmlns:w15="http://schemas.microsoft.com/office/word/2012/wordml" xmlns:w16cex="http://schemas.microsoft.com/office/word/2018/wordml/cex" xmlns:w16cid="http://schemas.microsoft.com/office/word/2016/wordml/cid" xmlns:w16="http://schemas.microsoft.com/office/word/2018/wordml" xmlns:w16du="http://schemas.microsoft.com/office/word/2023/wordml/word16du" xmlns:w16sdtdh="http://schemas.microsoft.com/office/word/2020/wordml/sdtdatahash" xmlns:w16sdtfl="http://schemas.microsoft.com/office/word/2024/wordml/sdtformatlock" xmlns:w16se="http://schemas.microsoft.com/office/word/2015/wordml/symex" mc:Ignorable="w14 w15 w16se w16cid w16 w16cex w16sdtdh w16sdtfl w16du">
   <w:docDefaults>
     <w:rPrDefault>
       <w:rPr>
@@ -770,162 +563,400 @@
       </w:pPr>
     </w:pPrDefault>
   </w:docDefaults>
-  <w:latentStyles w:defLockedState="0" w:defUIPriority="99" w:defSemiHidden="1" w:defUnhideWhenUsed="1" w:defQFormat="0" w:count="267">
-    <w:lsdException w:name="Normal" w:semiHidden="0" w:uiPriority="0" w:unhideWhenUsed="0" w:qFormat="1"/>
-    <w:lsdException w:name="heading 1" w:semiHidden="0" w:uiPriority="9" w:unhideWhenUsed="0" w:qFormat="1"/>
-    <w:lsdException w:name="heading 2" w:uiPriority="9" w:qFormat="1"/>
-    <w:lsdException w:name="heading 3" w:uiPriority="9" w:qFormat="1"/>
-    <w:lsdException w:name="heading 4" w:uiPriority="9" w:qFormat="1"/>
-    <w:lsdException w:name="heading 5" w:uiPriority="9" w:qFormat="1"/>
-    <w:lsdException w:name="heading 6" w:uiPriority="9" w:qFormat="1"/>
-    <w:lsdException w:name="heading 7" w:uiPriority="9" w:qFormat="1"/>
-    <w:lsdException w:name="heading 8" w:uiPriority="9" w:qFormat="1"/>
-    <w:lsdException w:name="heading 9" w:uiPriority="9" w:qFormat="1"/>
-    <w:lsdException w:name="toc 1" w:uiPriority="39"/>
-    <w:lsdException w:name="toc 2" w:uiPriority="39"/>
-    <w:lsdException w:name="toc 3" w:uiPriority="39"/>
-    <w:lsdException w:name="toc 4" w:uiPriority="39"/>
-    <w:lsdException w:name="toc 5" w:uiPriority="39"/>
-    <w:lsdException w:name="toc 6" w:uiPriority="39"/>
-    <w:lsdException w:name="toc 7" w:uiPriority="39"/>
-    <w:lsdException w:name="toc 8" w:uiPriority="39"/>
-    <w:lsdException w:name="toc 9" w:uiPriority="39"/>
-    <w:lsdException w:name="caption" w:uiPriority="35" w:qFormat="1"/>
-    <w:lsdException w:name="Title" w:semiHidden="0" w:uiPriority="10" w:unhideWhenUsed="0" w:qFormat="1"/>
-    <w:lsdException w:name="Default Paragraph Font" w:uiPriority="1"/>
-    <w:lsdException w:name="Subtitle" w:semiHidden="0" w:uiPriority="11" w:unhideWhenUsed="0" w:qFormat="1"/>
-    <w:lsdException w:name="Strong" w:semiHidden="0" w:uiPriority="22" w:unhideWhenUsed="0" w:qFormat="1"/>
-    <w:lsdException w:name="Emphasis" w:semiHidden="0" w:uiPriority="20" w:unhideWhenUsed="0" w:qFormat="1"/>
-    <w:lsdException w:name="Table Grid" w:semiHidden="0" w:uiPriority="59" w:unhideWhenUsed="0"/>
-    <w:lsdException w:name="Placeholder Text" w:unhideWhenUsed="0"/>
-    <w:lsdException w:name="No Spacing" w:semiHidden="0" w:uiPriority="1" w:unhideWhenUsed="0" w:qFormat="1"/>
-    <w:lsdException w:name="Light Shading" w:semiHidden="0" w:uiPriority="60" w:unhideWhenUsed="0"/>
-    <w:lsdException w:name="Light List" w:semiHidden="0" w:uiPriority="61" w:unhideWhenUsed="0"/>
-    <w:lsdException w:name="Light Grid" w:semiHidden="0" w:uiPriority="62" w:unhideWhenUsed="0"/>
-    <w:lsdException w:name="Medium Shading 1" w:semiHidden="0" w:uiPriority="63" w:unhideWhenUsed="0"/>
-    <w:lsdException w:name="Medium Shading 2" w:semiHidden="0" w:uiPriority="64" w:unhideWhenUsed="0"/>
-    <w:lsdException w:name="Medium List 1" w:semiHidden="0" w:uiPriority="65" w:unhideWhenUsed="0"/>
-    <w:lsdException w:name="Medium List 2" w:semiHidden="0" w:uiPriority="66" w:unhideWhenUsed="0"/>
-    <w:lsdException w:name="Medium Grid 1" w:semiHidden="0" w:uiPriority="67" w:unhideWhenUsed="0"/>
-    <w:lsdException w:name="Medium Grid 2" w:semiHidden="0" w:uiPriority="68" w:unhideWhenUsed="0"/>
-    <w:lsdException w:name="Medium Grid 3" w:semiHidden="0" w:uiPriority="69" w:unhideWhenUsed="0"/>
-    <w:lsdException w:name="Dark List" w:semiHidden="0" w:uiPriority="70" w:unhideWhenUsed="0"/>
-    <w:lsdException w:name="Colorful Shading" w:semiHidden="0" w:uiPriority="71" w:unhideWhenUsed="0"/>
-    <w:lsdException w:name="Colorful List" w:semiHidden="0" w:uiPriority="72" w:unhideWhenUsed="0"/>
-    <w:lsdException w:name="Colorful Grid" w:semiHidden="0" w:uiPriority="73" w:unhideWhenUsed="0"/>
-    <w:lsdException w:name="Light Shading Accent 1" w:semiHidden="0" w:uiPriority="60" w:unhideWhenUsed="0"/>
-    <w:lsdException w:name="Light List Accent 1" w:semiHidden="0" w:uiPriority="61" w:unhideWhenUsed="0"/>
-    <w:lsdException w:name="Light Grid Accent 1" w:semiHidden="0" w:uiPriority="62" w:unhideWhenUsed="0"/>
-    <w:lsdException w:name="Medium Shading 1 Accent 1" w:semiHidden="0" w:uiPriority="63" w:unhideWhenUsed="0"/>
-    <w:lsdException w:name="Medium Shading 2 Accent 1" w:semiHidden="0" w:uiPriority="64" w:unhideWhenUsed="0"/>
-    <w:lsdException w:name="Medium List 1 Accent 1" w:semiHidden="0" w:uiPriority="65" w:unhideWhenUsed="0"/>
-    <w:lsdException w:name="Revision" w:unhideWhenUsed="0"/>
-    <w:lsdException w:name="List Paragraph" w:semiHidden="0" w:uiPriority="34" w:unhideWhenUsed="0" w:qFormat="1"/>
-    <w:lsdException w:name="Quote" w:semiHidden="0" w:uiPriority="29" w:unhideWhenUsed="0" w:qFormat="1"/>
-    <w:lsdException w:name="Intense Quote" w:semiHidden="0" w:uiPriority="30" w:unhideWhenUsed="0" w:qFormat="1"/>
-    <w:lsdException w:name="Medium List 2 Accent 1" w:semiHidden="0" w:uiPriority="66" w:unhideWhenUsed="0"/>
-    <w:lsdException w:name="Medium Grid 1 Accent 1" w:semiHidden="0" w:uiPriority="67" w:unhideWhenUsed="0"/>
-    <w:lsdException w:name="Medium Grid 2 Accent 1" w:semiHidden="0" w:uiPriority="68" w:unhideWhenUsed="0"/>
-    <w:lsdException w:name="Medium Grid 3 Accent 1" w:semiHidden="0" w:uiPriority="69" w:unhideWhenUsed="0"/>
-    <w:lsdException w:name="Dark List Accent 1" w:semiHidden="0" w:uiPriority="70" w:unhideWhenUsed="0"/>
-    <w:lsdException w:name="Colorful Shading Accent 1" w:semiHidden="0" w:uiPriority="71" w:unhideWhenUsed="0"/>
-    <w:lsdException w:name="Colorful List Accent 1" w:semiHidden="0" w:uiPriority="72" w:unhideWhenUsed="0"/>
-    <w:lsdException w:name="Colorful Grid Accent 1" w:semiHidden="0" w:uiPriority="73" w:unhideWhenUsed="0"/>
-    <w:lsdException w:name="Light Shading Accent 2" w:semiHidden="0" w:uiPriority="60" w:unhideWhenUsed="0"/>
-    <w:lsdException w:name="Light List Accent 2" w:semiHidden="0" w:uiPriority="61" w:unhideWhenUsed="0"/>
-    <w:lsdException w:name="Light Grid Accent 2" w:semiHidden="0" w:uiPriority="62" w:unhideWhenUsed="0"/>
-    <w:lsdException w:name="Medium Shading 1 Accent 2" w:semiHidden="0" w:uiPriority="63" w:unhideWhenUsed="0"/>
-    <w:lsdException w:name="Medium Shading 2 Accent 2" w:semiHidden="0" w:uiPriority="64" w:unhideWhenUsed="0"/>
-    <w:lsdException w:name="Medium List 1 Accent 2" w:semiHidden="0" w:uiPriority="65" w:unhideWhenUsed="0"/>
-    <w:lsdException w:name="Medium List 2 Accent 2" w:semiHidden="0" w:uiPriority="66" w:unhideWhenUsed="0"/>
-    <w:lsdException w:name="Medium Grid 1 Accent 2" w:semiHidden="0" w:uiPriority="67" w:unhideWhenUsed="0"/>
-    <w:lsdException w:name="Medium Grid 2 Accent 2" w:semiHidden="0" w:uiPriority="68" w:unhideWhenUsed="0"/>
-    <w:lsdException w:name="Medium Grid 3 Accent 2" w:semiHidden="0" w:uiPriority="69" w:unhideWhenUsed="0"/>
-    <w:lsdException w:name="Dark List Accent 2" w:semiHidden="0" w:uiPriority="70" w:unhideWhenUsed="0"/>
-    <w:lsdException w:name="Colorful Shading Accent 2" w:semiHidden="0" w:uiPriority="71" w:unhideWhenUsed="0"/>
-    <w:lsdException w:name="Colorful List Accent 2" w:semiHidden="0" w:uiPriority="72" w:unhideWhenUsed="0"/>
-    <w:lsdException w:name="Colorful Grid Accent 2" w:semiHidden="0" w:uiPriority="73" w:unhideWhenUsed="0"/>
-    <w:lsdException w:name="Light Shading Accent 3" w:semiHidden="0" w:uiPriority="60" w:unhideWhenUsed="0"/>
-    <w:lsdException w:name="Light List Accent 3" w:semiHidden="0" w:uiPriority="61" w:unhideWhenUsed="0"/>
-    <w:lsdException w:name="Light Grid Accent 3" w:semiHidden="0" w:uiPriority="62" w:unhideWhenUsed="0"/>
-    <w:lsdException w:name="Medium Shading 1 Accent 3" w:semiHidden="0" w:uiPriority="63" w:unhideWhenUsed="0"/>
-    <w:lsdException w:name="Medium Shading 2 Accent 3" w:semiHidden="0" w:uiPriority="64" w:unhideWhenUsed="0"/>
-    <w:lsdException w:name="Medium List 1 Accent 3" w:semiHidden="0" w:uiPriority="65" w:unhideWhenUsed="0"/>
-    <w:lsdException w:name="Medium List 2 Accent 3" w:semiHidden="0" w:uiPriority="66" w:unhideWhenUsed="0"/>
-    <w:lsdException w:name="Medium Grid 1 Accent 3" w:semiHidden="0" w:uiPriority="67" w:unhideWhenUsed="0"/>
-    <w:lsdException w:name="Medium Grid 2 Accent 3" w:semiHidden="0" w:uiPriority="68" w:unhideWhenUsed="0"/>
-    <w:lsdException w:name="Medium Grid 3 Accent 3" w:semiHidden="0" w:uiPriority="69" w:unhideWhenUsed="0"/>
-    <w:lsdException w:name="Dark List Accent 3" w:semiHidden="0" w:uiPriority="70" w:unhideWhenUsed="0"/>
-    <w:lsdException w:name="Colorful Shading Accent 3" w:semiHidden="0" w:uiPriority="71" w:unhideWhenUsed="0"/>
-    <w:lsdException w:name="Colorful List Accent 3" w:semiHidden="0" w:uiPriority="72" w:unhideWhenUsed="0"/>
-    <w:lsdException w:name="Colorful Grid Accent 3" w:semiHidden="0" w:uiPriority="73" w:unhideWhenUsed="0"/>
-    <w:lsdException w:name="Light Shading Accent 4" w:semiHidden="0" w:uiPriority="60" w:unhideWhenUsed="0"/>
-    <w:lsdException w:name="Light List Accent 4" w:semiHidden="0" w:uiPriority="61" w:unhideWhenUsed="0"/>
-    <w:lsdException w:name="Light Grid Accent 4" w:semiHidden="0" w:uiPriority="62" w:unhideWhenUsed="0"/>
-    <w:lsdException w:name="Medium Shading 1 Accent 4" w:semiHidden="0" w:uiPriority="63" w:unhideWhenUsed="0"/>
-    <w:lsdException w:name="Medium Shading 2 Accent 4" w:semiHidden="0" w:uiPriority="64" w:unhideWhenUsed="0"/>
-    <w:lsdException w:name="Medium List 1 Accent 4" w:semiHidden="0" w:uiPriority="65" w:unhideWhenUsed="0"/>
-    <w:lsdException w:name="Medium List 2 Accent 4" w:semiHidden="0" w:uiPriority="66" w:unhideWhenUsed="0"/>
-    <w:lsdException w:name="Medium Grid 1 Accent 4" w:semiHidden="0" w:uiPriority="67" w:unhideWhenUsed="0"/>
-    <w:lsdException w:name="Medium Grid 2 Accent 4" w:semiHidden="0" w:uiPriority="68" w:unhideWhenUsed="0"/>
-    <w:lsdException w:name="Medium Grid 3 Accent 4" w:semiHidden="0" w:uiPriority="69" w:unhideWhenUsed="0"/>
-    <w:lsdException w:name="Dark List Accent 4" w:semiHidden="0" w:uiPriority="70" w:unhideWhenUsed="0"/>
-    <w:lsdException w:name="Colorful Shading Accent 4" w:semiHidden="0" w:uiPriority="71" w:unhideWhenUsed="0"/>
-    <w:lsdException w:name="Colorful List Accent 4" w:semiHidden="0" w:uiPriority="72" w:unhideWhenUsed="0"/>
-    <w:lsdException w:name="Colorful Grid Accent 4" w:semiHidden="0" w:uiPriority="73" w:unhideWhenUsed="0"/>
-    <w:lsdException w:name="Light Shading Accent 5" w:semiHidden="0" w:uiPriority="60" w:unhideWhenUsed="0"/>
-    <w:lsdException w:name="Light List Accent 5" w:semiHidden="0" w:uiPriority="61" w:unhideWhenUsed="0"/>
-    <w:lsdException w:name="Light Grid Accent 5" w:semiHidden="0" w:uiPriority="62" w:unhideWhenUsed="0"/>
-    <w:lsdException w:name="Medium Shading 1 Accent 5" w:semiHidden="0" w:uiPriority="63" w:unhideWhenUsed="0"/>
-    <w:lsdException w:name="Medium Shading 2 Accent 5" w:semiHidden="0" w:uiPriority="64" w:unhideWhenUsed="0"/>
-    <w:lsdException w:name="Medium List 1 Accent 5" w:semiHidden="0" w:uiPriority="65" w:unhideWhenUsed="0"/>
-    <w:lsdException w:name="Medium List 2 Accent 5" w:semiHidden="0" w:uiPriority="66" w:unhideWhenUsed="0"/>
-    <w:lsdException w:name="Medium Grid 1 Accent 5" w:semiHidden="0" w:uiPriority="67" w:unhideWhenUsed="0"/>
-    <w:lsdException w:name="Medium Grid 2 Accent 5" w:semiHidden="0" w:uiPriority="68" w:unhideWhenUsed="0"/>
-    <w:lsdException w:name="Medium Grid 3 Accent 5" w:semiHidden="0" w:uiPriority="69" w:unhideWhenUsed="0"/>
-    <w:lsdException w:name="Dark List Accent 5" w:semiHidden="0" w:uiPriority="70" w:unhideWhenUsed="0"/>
-    <w:lsdException w:name="Colorful Shading Accent 5" w:semiHidden="0" w:uiPriority="71" w:unhideWhenUsed="0"/>
-    <w:lsdException w:name="Colorful List Accent 5" w:semiHidden="0" w:uiPriority="72" w:unhideWhenUsed="0"/>
-    <w:lsdException w:name="Colorful Grid Accent 5" w:semiHidden="0" w:uiPriority="73" w:unhideWhenUsed="0"/>
-    <w:lsdException w:name="Light Shading Accent 6" w:semiHidden="0" w:uiPriority="60" w:unhideWhenUsed="0"/>
-    <w:lsdException w:name="Light List Accent 6" w:semiHidden="0" w:uiPriority="61" w:unhideWhenUsed="0"/>
-    <w:lsdException w:name="Light Grid Accent 6" w:semiHidden="0" w:uiPriority="62" w:unhideWhenUsed="0"/>
-    <w:lsdException w:name="Medium Shading 1 Accent 6" w:semiHidden="0" w:uiPriority="63" w:unhideWhenUsed="0"/>
-    <w:lsdException w:name="Medium Shading 2 Accent 6" w:semiHidden="0" w:uiPriority="64" w:unhideWhenUsed="0"/>
-    <w:lsdException w:name="Medium List 1 Accent 6" w:semiHidden="0" w:uiPriority="65" w:unhideWhenUsed="0"/>
-    <w:lsdException w:name="Medium List 2 Accent 6" w:semiHidden="0" w:uiPriority="66" w:unhideWhenUsed="0"/>
-    <w:lsdException w:name="Medium Grid 1 Accent 6" w:semiHidden="0" w:uiPriority="67" w:unhideWhenUsed="0"/>
-    <w:lsdException w:name="Medium Grid 2 Accent 6" w:semiHidden="0" w:uiPriority="68" w:unhideWhenUsed="0"/>
-    <w:lsdException w:name="Medium Grid 3 Accent 6" w:semiHidden="0" w:uiPriority="69" w:unhideWhenUsed="0"/>
-    <w:lsdException w:name="Dark List Accent 6" w:semiHidden="0" w:uiPriority="70" w:unhideWhenUsed="0"/>
-    <w:lsdException w:name="Colorful Shading Accent 6" w:semiHidden="0" w:uiPriority="71" w:unhideWhenUsed="0"/>
-    <w:lsdException w:name="Colorful List Accent 6" w:semiHidden="0" w:uiPriority="72" w:unhideWhenUsed="0"/>
-    <w:lsdException w:name="Colorful Grid Accent 6" w:semiHidden="0" w:uiPriority="73" w:unhideWhenUsed="0"/>
-    <w:lsdException w:name="Subtle Emphasis" w:semiHidden="0" w:uiPriority="19" w:unhideWhenUsed="0" w:qFormat="1"/>
-    <w:lsdException w:name="Intense Emphasis" w:semiHidden="0" w:uiPriority="21" w:unhideWhenUsed="0" w:qFormat="1"/>
-    <w:lsdException w:name="Subtle Reference" w:semiHidden="0" w:uiPriority="31" w:unhideWhenUsed="0" w:qFormat="1"/>
-    <w:lsdException w:name="Intense Reference" w:semiHidden="0" w:uiPriority="32" w:unhideWhenUsed="0" w:qFormat="1"/>
-    <w:lsdException w:name="Book Title" w:semiHidden="0" w:uiPriority="33" w:unhideWhenUsed="0" w:qFormat="1"/>
-    <w:lsdException w:name="Bibliography" w:uiPriority="37"/>
-    <w:lsdException w:name="TOC Heading" w:uiPriority="39" w:qFormat="1"/>
+  <w:latentStyles w:defLockedState="0" w:defUIPriority="99" w:defSemiHidden="0" w:defUnhideWhenUsed="0" w:defQFormat="0" w:count="376">
+    <w:lsdException w:name="Normal" w:uiPriority="0" w:qFormat="1"/>
+    <w:lsdException w:name="heading 1" w:uiPriority="9" w:qFormat="1"/>
+    <w:lsdException w:name="heading 2" w:semiHidden="1" w:uiPriority="9" w:unhideWhenUsed="1" w:qFormat="1"/>
+    <w:lsdException w:name="heading 3" w:semiHidden="1" w:uiPriority="9" w:unhideWhenUsed="1" w:qFormat="1"/>
+    <w:lsdException w:name="heading 4" w:semiHidden="1" w:uiPriority="9" w:unhideWhenUsed="1" w:qFormat="1"/>
+    <w:lsdException w:name="heading 5" w:semiHidden="1" w:uiPriority="9" w:unhideWhenUsed="1" w:qFormat="1"/>
+    <w:lsdException w:name="heading 6" w:semiHidden="1" w:uiPriority="9" w:unhideWhenUsed="1" w:qFormat="1"/>
+    <w:lsdException w:name="heading 7" w:semiHidden="1" w:uiPriority="9" w:unhideWhenUsed="1" w:qFormat="1"/>
+    <w:lsdException w:name="heading 8" w:semiHidden="1" w:uiPriority="9" w:unhideWhenUsed="1" w:qFormat="1"/>
+    <w:lsdException w:name="heading 9" w:semiHidden="1" w:uiPriority="9" w:unhideWhenUsed="1" w:qFormat="1"/>
+    <w:lsdException w:name="index 1" w:semiHidden="1" w:unhideWhenUsed="1"/>
+    <w:lsdException w:name="index 2" w:semiHidden="1" w:unhideWhenUsed="1"/>
+    <w:lsdException w:name="index 3" w:semiHidden="1" w:unhideWhenUsed="1"/>
+    <w:lsdException w:name="index 4" w:semiHidden="1" w:unhideWhenUsed="1"/>
+    <w:lsdException w:name="index 5" w:semiHidden="1" w:unhideWhenUsed="1"/>
+    <w:lsdException w:name="index 6" w:semiHidden="1" w:unhideWhenUsed="1"/>
+    <w:lsdException w:name="index 7" w:semiHidden="1" w:unhideWhenUsed="1"/>
+    <w:lsdException w:name="index 8" w:semiHidden="1" w:unhideWhenUsed="1"/>
+    <w:lsdException w:name="index 9" w:semiHidden="1" w:unhideWhenUsed="1"/>
+    <w:lsdException w:name="toc 1" w:semiHidden="1" w:uiPriority="39" w:unhideWhenUsed="1"/>
+    <w:lsdException w:name="toc 2" w:semiHidden="1" w:uiPriority="39" w:unhideWhenUsed="1"/>
+    <w:lsdException w:name="toc 3" w:semiHidden="1" w:uiPriority="39" w:unhideWhenUsed="1"/>
+    <w:lsdException w:name="toc 4" w:semiHidden="1" w:uiPriority="39" w:unhideWhenUsed="1"/>
+    <w:lsdException w:name="toc 5" w:semiHidden="1" w:uiPriority="39" w:unhideWhenUsed="1"/>
+    <w:lsdException w:name="toc 6" w:semiHidden="1" w:uiPriority="39" w:unhideWhenUsed="1"/>
+    <w:lsdException w:name="toc 7" w:semiHidden="1" w:uiPriority="39" w:unhideWhenUsed="1"/>
+    <w:lsdException w:name="toc 8" w:semiHidden="1" w:uiPriority="39" w:unhideWhenUsed="1"/>
+    <w:lsdException w:name="toc 9" w:semiHidden="1" w:uiPriority="39" w:unhideWhenUsed="1"/>
+    <w:lsdException w:name="Normal Indent" w:semiHidden="1" w:unhideWhenUsed="1"/>
+    <w:lsdException w:name="footnote text" w:semiHidden="1" w:unhideWhenUsed="1"/>
+    <w:lsdException w:name="annotation text" w:semiHidden="1" w:unhideWhenUsed="1"/>
+    <w:lsdException w:name="header" w:semiHidden="1" w:unhideWhenUsed="1"/>
+    <w:lsdException w:name="footer" w:semiHidden="1" w:unhideWhenUsed="1"/>
+    <w:lsdException w:name="index heading" w:semiHidden="1" w:unhideWhenUsed="1"/>
+    <w:lsdException w:name="caption" w:semiHidden="1" w:uiPriority="35" w:unhideWhenUsed="1" w:qFormat="1"/>
+    <w:lsdException w:name="table of figures" w:semiHidden="1" w:unhideWhenUsed="1"/>
+    <w:lsdException w:name="envelope address" w:semiHidden="1" w:unhideWhenUsed="1"/>
+    <w:lsdException w:name="envelope return" w:semiHidden="1" w:unhideWhenUsed="1"/>
+    <w:lsdException w:name="footnote reference" w:semiHidden="1" w:unhideWhenUsed="1"/>
+    <w:lsdException w:name="annotation reference" w:semiHidden="1" w:unhideWhenUsed="1"/>
+    <w:lsdException w:name="line number" w:semiHidden="1" w:unhideWhenUsed="1"/>
+    <w:lsdException w:name="page number" w:semiHidden="1" w:unhideWhenUsed="1"/>
+    <w:lsdException w:name="endnote reference" w:semiHidden="1" w:unhideWhenUsed="1"/>
+    <w:lsdException w:name="endnote text" w:semiHidden="1" w:unhideWhenUsed="1"/>
+    <w:lsdException w:name="table of authorities" w:semiHidden="1" w:unhideWhenUsed="1"/>
+    <w:lsdException w:name="macro" w:semiHidden="1" w:unhideWhenUsed="1"/>
+    <w:lsdException w:name="toa heading" w:semiHidden="1" w:unhideWhenUsed="1"/>
+    <w:lsdException w:name="List" w:semiHidden="1" w:unhideWhenUsed="1"/>
+    <w:lsdException w:name="List Bullet" w:semiHidden="1" w:unhideWhenUsed="1"/>
+    <w:lsdException w:name="List Number" w:semiHidden="1" w:unhideWhenUsed="1"/>
+    <w:lsdException w:name="List 2" w:semiHidden="1" w:unhideWhenUsed="1"/>
+    <w:lsdException w:name="List 3" w:semiHidden="1" w:unhideWhenUsed="1"/>
+    <w:lsdException w:name="List 4" w:semiHidden="1" w:unhideWhenUsed="1"/>
+    <w:lsdException w:name="List 5" w:semiHidden="1" w:unhideWhenUsed="1"/>
+    <w:lsdException w:name="List Bullet 2" w:semiHidden="1" w:unhideWhenUsed="1"/>
+    <w:lsdException w:name="List Bullet 3" w:semiHidden="1" w:unhideWhenUsed="1"/>
+    <w:lsdException w:name="List Bullet 4" w:semiHidden="1" w:unhideWhenUsed="1"/>
+    <w:lsdException w:name="List Bullet 5" w:semiHidden="1" w:unhideWhenUsed="1"/>
+    <w:lsdException w:name="List Number 2" w:semiHidden="1" w:unhideWhenUsed="1"/>
+    <w:lsdException w:name="List Number 3" w:semiHidden="1" w:unhideWhenUsed="1"/>
+    <w:lsdException w:name="List Number 4" w:semiHidden="1" w:unhideWhenUsed="1"/>
+    <w:lsdException w:name="List Number 5" w:semiHidden="1" w:unhideWhenUsed="1"/>
+    <w:lsdException w:name="Title" w:uiPriority="10" w:qFormat="1"/>
+    <w:lsdException w:name="Closing" w:semiHidden="1" w:unhideWhenUsed="1"/>
+    <w:lsdException w:name="Signature" w:semiHidden="1" w:unhideWhenUsed="1"/>
+    <w:lsdException w:name="Default Paragraph Font" w:semiHidden="1" w:uiPriority="1" w:unhideWhenUsed="1"/>
+    <w:lsdException w:name="Body Text" w:semiHidden="1" w:unhideWhenUsed="1"/>
+    <w:lsdException w:name="Body Text Indent" w:semiHidden="1" w:unhideWhenUsed="1"/>
+    <w:lsdException w:name="List Continue" w:semiHidden="1" w:unhideWhenUsed="1"/>
+    <w:lsdException w:name="List Continue 2" w:semiHidden="1" w:unhideWhenUsed="1"/>
+    <w:lsdException w:name="List Continue 3" w:semiHidden="1" w:unhideWhenUsed="1"/>
+    <w:lsdException w:name="List Continue 4" w:semiHidden="1" w:unhideWhenUsed="1"/>
+    <w:lsdException w:name="List Continue 5" w:semiHidden="1" w:unhideWhenUsed="1"/>
+    <w:lsdException w:name="Message Header" w:semiHidden="1" w:unhideWhenUsed="1"/>
+    <w:lsdException w:name="Subtitle" w:uiPriority="11" w:qFormat="1"/>
+    <w:lsdException w:name="Salutation" w:semiHidden="1" w:unhideWhenUsed="1"/>
+    <w:lsdException w:name="Date" w:semiHidden="1" w:unhideWhenUsed="1"/>
+    <w:lsdException w:name="Body Text First Indent" w:semiHidden="1" w:unhideWhenUsed="1"/>
+    <w:lsdException w:name="Body Text First Indent 2" w:semiHidden="1" w:unhideWhenUsed="1"/>
+    <w:lsdException w:name="Note Heading" w:semiHidden="1" w:unhideWhenUsed="1"/>
+    <w:lsdException w:name="Body Text 2" w:semiHidden="1" w:unhideWhenUsed="1"/>
+    <w:lsdException w:name="Body Text 3" w:semiHidden="1" w:unhideWhenUsed="1"/>
+    <w:lsdException w:name="Body Text Indent 2" w:semiHidden="1" w:unhideWhenUsed="1"/>
+    <w:lsdException w:name="Body Text Indent 3" w:semiHidden="1" w:unhideWhenUsed="1"/>
+    <w:lsdException w:name="Block Text" w:semiHidden="1" w:unhideWhenUsed="1"/>
+    <w:lsdException w:name="Hyperlink" w:semiHidden="1" w:unhideWhenUsed="1"/>
+    <w:lsdException w:name="FollowedHyperlink" w:semiHidden="1" w:unhideWhenUsed="1"/>
+    <w:lsdException w:name="Strong" w:uiPriority="22" w:qFormat="1"/>
+    <w:lsdException w:name="Emphasis" w:uiPriority="20" w:qFormat="1"/>
+    <w:lsdException w:name="Document Map" w:semiHidden="1" w:unhideWhenUsed="1"/>
+    <w:lsdException w:name="Plain Text" w:semiHidden="1" w:unhideWhenUsed="1"/>
+    <w:lsdException w:name="E-mail Signature" w:semiHidden="1" w:unhideWhenUsed="1"/>
+    <w:lsdException w:name="HTML Top of Form" w:semiHidden="1" w:unhideWhenUsed="1"/>
+    <w:lsdException w:name="HTML Bottom of Form" w:semiHidden="1" w:unhideWhenUsed="1"/>
+    <w:lsdException w:name="Normal (Web)" w:semiHidden="1" w:unhideWhenUsed="1"/>
+    <w:lsdException w:name="HTML Acronym" w:semiHidden="1" w:unhideWhenUsed="1"/>
+    <w:lsdException w:name="HTML Address" w:semiHidden="1" w:unhideWhenUsed="1"/>
+    <w:lsdException w:name="HTML Cite" w:semiHidden="1" w:unhideWhenUsed="1"/>
+    <w:lsdException w:name="HTML Code" w:semiHidden="1" w:unhideWhenUsed="1"/>
+    <w:lsdException w:name="HTML Definition" w:semiHidden="1" w:unhideWhenUsed="1"/>
+    <w:lsdException w:name="HTML Keyboard" w:semiHidden="1" w:unhideWhenUsed="1"/>
+    <w:lsdException w:name="HTML Preformatted" w:semiHidden="1" w:unhideWhenUsed="1"/>
+    <w:lsdException w:name="HTML Sample" w:semiHidden="1" w:unhideWhenUsed="1"/>
+    <w:lsdException w:name="HTML Typewriter" w:semiHidden="1" w:unhideWhenUsed="1"/>
+    <w:lsdException w:name="HTML Variable" w:semiHidden="1" w:unhideWhenUsed="1"/>
+    <w:lsdException w:name="Normal Table" w:semiHidden="1" w:unhideWhenUsed="1"/>
+    <w:lsdException w:name="annotation subject" w:semiHidden="1" w:unhideWhenUsed="1"/>
+    <w:lsdException w:name="No List" w:semiHidden="1" w:unhideWhenUsed="1"/>
+    <w:lsdException w:name="Outline List 1" w:semiHidden="1" w:unhideWhenUsed="1"/>
+    <w:lsdException w:name="Outline List 2" w:semiHidden="1" w:unhideWhenUsed="1"/>
+    <w:lsdException w:name="Outline List 3" w:semiHidden="1" w:unhideWhenUsed="1"/>
+    <w:lsdException w:name="Table Simple 1" w:semiHidden="1" w:unhideWhenUsed="1"/>
+    <w:lsdException w:name="Table Simple 2" w:semiHidden="1" w:unhideWhenUsed="1"/>
+    <w:lsdException w:name="Table Simple 3" w:semiHidden="1" w:unhideWhenUsed="1"/>
+    <w:lsdException w:name="Table Classic 1" w:semiHidden="1" w:unhideWhenUsed="1"/>
+    <w:lsdException w:name="Table Classic 2" w:semiHidden="1" w:unhideWhenUsed="1"/>
+    <w:lsdException w:name="Table Classic 3" w:semiHidden="1" w:unhideWhenUsed="1"/>
+    <w:lsdException w:name="Table Classic 4" w:semiHidden="1" w:unhideWhenUsed="1"/>
+    <w:lsdException w:name="Table Colorful 1" w:semiHidden="1" w:unhideWhenUsed="1"/>
+    <w:lsdException w:name="Table Colorful 2" w:semiHidden="1" w:unhideWhenUsed="1"/>
+    <w:lsdException w:name="Table Colorful 3" w:semiHidden="1" w:unhideWhenUsed="1"/>
+    <w:lsdException w:name="Table Columns 1" w:semiHidden="1" w:unhideWhenUsed="1"/>
+    <w:lsdException w:name="Table Columns 2" w:semiHidden="1" w:unhideWhenUsed="1"/>
+    <w:lsdException w:name="Table Columns 3" w:semiHidden="1" w:unhideWhenUsed="1"/>
+    <w:lsdException w:name="Table Columns 4" w:semiHidden="1" w:unhideWhenUsed="1"/>
+    <w:lsdException w:name="Table Columns 5" w:semiHidden="1" w:unhideWhenUsed="1"/>
+    <w:lsdException w:name="Table Grid 1" w:semiHidden="1" w:unhideWhenUsed="1"/>
+    <w:lsdException w:name="Table Grid 2" w:semiHidden="1" w:unhideWhenUsed="1"/>
+    <w:lsdException w:name="Table Grid 3" w:semiHidden="1" w:unhideWhenUsed="1"/>
+    <w:lsdException w:name="Table Grid 4" w:semiHidden="1" w:unhideWhenUsed="1"/>
+    <w:lsdException w:name="Table Grid 5" w:semiHidden="1" w:unhideWhenUsed="1"/>
+    <w:lsdException w:name="Table Grid 6" w:semiHidden="1" w:unhideWhenUsed="1"/>
+    <w:lsdException w:name="Table Grid 7" w:semiHidden="1" w:unhideWhenUsed="1"/>
+    <w:lsdException w:name="Table Grid 8" w:semiHidden="1" w:unhideWhenUsed="1"/>
+    <w:lsdException w:name="Table List 1" w:semiHidden="1" w:unhideWhenUsed="1"/>
+    <w:lsdException w:name="Table List 2" w:semiHidden="1" w:unhideWhenUsed="1"/>
+    <w:lsdException w:name="Table List 3" w:semiHidden="1" w:unhideWhenUsed="1"/>
+    <w:lsdException w:name="Table List 4" w:semiHidden="1" w:unhideWhenUsed="1"/>
+    <w:lsdException w:name="Table List 5" w:semiHidden="1" w:unhideWhenUsed="1"/>
+    <w:lsdException w:name="Table List 6" w:semiHidden="1" w:unhideWhenUsed="1"/>
+    <w:lsdException w:name="Table List 7" w:semiHidden="1" w:unhideWhenUsed="1"/>
+    <w:lsdException w:name="Table List 8" w:semiHidden="1" w:unhideWhenUsed="1"/>
+    <w:lsdException w:name="Table 3D effects 1" w:semiHidden="1" w:unhideWhenUsed="1"/>
+    <w:lsdException w:name="Table 3D effects 2" w:semiHidden="1" w:unhideWhenUsed="1"/>
+    <w:lsdException w:name="Table 3D effects 3" w:semiHidden="1" w:unhideWhenUsed="1"/>
+    <w:lsdException w:name="Table Contemporary" w:semiHidden="1" w:unhideWhenUsed="1"/>
+    <w:lsdException w:name="Table Elegant" w:semiHidden="1" w:unhideWhenUsed="1"/>
+    <w:lsdException w:name="Table Professional" w:semiHidden="1" w:unhideWhenUsed="1"/>
+    <w:lsdException w:name="Table Subtle 1" w:semiHidden="1" w:unhideWhenUsed="1"/>
+    <w:lsdException w:name="Table Subtle 2" w:semiHidden="1" w:unhideWhenUsed="1"/>
+    <w:lsdException w:name="Table Web 1" w:semiHidden="1" w:unhideWhenUsed="1"/>
+    <w:lsdException w:name="Table Web 2" w:semiHidden="1" w:unhideWhenUsed="1"/>
+    <w:lsdException w:name="Table Web 3" w:semiHidden="1" w:unhideWhenUsed="1"/>
+    <w:lsdException w:name="Balloon Text" w:semiHidden="1" w:unhideWhenUsed="1"/>
+    <w:lsdException w:name="Table Grid" w:uiPriority="59"/>
+    <w:lsdException w:name="Table Theme" w:semiHidden="1" w:unhideWhenUsed="1"/>
+    <w:lsdException w:name="Placeholder Text" w:semiHidden="1"/>
+    <w:lsdException w:name="No Spacing" w:uiPriority="1" w:qFormat="1"/>
+    <w:lsdException w:name="Light Shading" w:uiPriority="60"/>
+    <w:lsdException w:name="Light List" w:uiPriority="61"/>
+    <w:lsdException w:name="Light Grid" w:uiPriority="62"/>
+    <w:lsdException w:name="Medium Shading 1" w:uiPriority="63"/>
+    <w:lsdException w:name="Medium Shading 2" w:uiPriority="64"/>
+    <w:lsdException w:name="Medium List 1" w:uiPriority="65"/>
+    <w:lsdException w:name="Medium List 2" w:uiPriority="66"/>
+    <w:lsdException w:name="Medium Grid 1" w:uiPriority="67"/>
+    <w:lsdException w:name="Medium Grid 2" w:uiPriority="68"/>
+    <w:lsdException w:name="Medium Grid 3" w:uiPriority="69"/>
+    <w:lsdException w:name="Dark List" w:uiPriority="70"/>
+    <w:lsdException w:name="Colorful Shading" w:uiPriority="71"/>
+    <w:lsdException w:name="Colorful List" w:uiPriority="72"/>
+    <w:lsdException w:name="Colorful Grid" w:uiPriority="73"/>
+    <w:lsdException w:name="Light Shading Accent 1" w:uiPriority="60"/>
+    <w:lsdException w:name="Light List Accent 1" w:uiPriority="61"/>
+    <w:lsdException w:name="Light Grid Accent 1" w:uiPriority="62"/>
+    <w:lsdException w:name="Medium Shading 1 Accent 1" w:uiPriority="63"/>
+    <w:lsdException w:name="Medium Shading 2 Accent 1" w:uiPriority="64"/>
+    <w:lsdException w:name="Medium List 1 Accent 1" w:uiPriority="65"/>
+    <w:lsdException w:name="Revision" w:semiHidden="1"/>
+    <w:lsdException w:name="List Paragraph" w:uiPriority="34" w:qFormat="1"/>
+    <w:lsdException w:name="Quote" w:uiPriority="29" w:qFormat="1"/>
+    <w:lsdException w:name="Intense Quote" w:uiPriority="30" w:qFormat="1"/>
+    <w:lsdException w:name="Medium List 2 Accent 1" w:uiPriority="66"/>
+    <w:lsdException w:name="Medium Grid 1 Accent 1" w:uiPriority="67"/>
+    <w:lsdException w:name="Medium Grid 2 Accent 1" w:uiPriority="68"/>
+    <w:lsdException w:name="Medium Grid 3 Accent 1" w:uiPriority="69"/>
+    <w:lsdException w:name="Dark List Accent 1" w:uiPriority="70"/>
+    <w:lsdException w:name="Colorful Shading Accent 1" w:uiPriority="71"/>
+    <w:lsdException w:name="Colorful List Accent 1" w:uiPriority="72"/>
+    <w:lsdException w:name="Colorful Grid Accent 1" w:uiPriority="73"/>
+    <w:lsdException w:name="Light Shading Accent 2" w:uiPriority="60"/>
+    <w:lsdException w:name="Light List Accent 2" w:uiPriority="61"/>
+    <w:lsdException w:name="Light Grid Accent 2" w:uiPriority="62"/>
+    <w:lsdException w:name="Medium Shading 1 Accent 2" w:uiPriority="63"/>
+    <w:lsdException w:name="Medium Shading 2 Accent 2" w:uiPriority="64"/>
+    <w:lsdException w:name="Medium List 1 Accent 2" w:uiPriority="65"/>
+    <w:lsdException w:name="Medium List 2 Accent 2" w:uiPriority="66"/>
+    <w:lsdException w:name="Medium Grid 1 Accent 2" w:uiPriority="67"/>
+    <w:lsdException w:name="Medium Grid 2 Accent 2" w:uiPriority="68"/>
+    <w:lsdException w:name="Medium Grid 3 Accent 2" w:uiPriority="69"/>
+    <w:lsdException w:name="Dark List Accent 2" w:uiPriority="70"/>
+    <w:lsdException w:name="Colorful Shading Accent 2" w:uiPriority="71"/>
+    <w:lsdException w:name="Colorful List Accent 2" w:uiPriority="72"/>
+    <w:lsdException w:name="Colorful Grid Accent 2" w:uiPriority="73"/>
+    <w:lsdException w:name="Light Shading Accent 3" w:uiPriority="60"/>
+    <w:lsdException w:name="Light List Accent 3" w:uiPriority="61"/>
+    <w:lsdException w:name="Light Grid Accent 3" w:uiPriority="62"/>
+    <w:lsdException w:name="Medium Shading 1 Accent 3" w:uiPriority="63"/>
+    <w:lsdException w:name="Medium Shading 2 Accent 3" w:uiPriority="64"/>
+    <w:lsdException w:name="Medium List 1 Accent 3" w:uiPriority="65"/>
+    <w:lsdException w:name="Medium List 2 Accent 3" w:uiPriority="66"/>
+    <w:lsdException w:name="Medium Grid 1 Accent 3" w:uiPriority="67"/>
+    <w:lsdException w:name="Medium Grid 2 Accent 3" w:uiPriority="68"/>
+    <w:lsdException w:name="Medium Grid 3 Accent 3" w:uiPriority="69"/>
+    <w:lsdException w:name="Dark List Accent 3" w:uiPriority="70"/>
+    <w:lsdException w:name="Colorful Shading Accent 3" w:uiPriority="71"/>
+    <w:lsdException w:name="Colorful List Accent 3" w:uiPriority="72"/>
+    <w:lsdException w:name="Colorful Grid Accent 3" w:uiPriority="73"/>
+    <w:lsdException w:name="Light Shading Accent 4" w:uiPriority="60"/>
+    <w:lsdException w:name="Light List Accent 4" w:uiPriority="61"/>
+    <w:lsdException w:name="Light Grid Accent 4" w:uiPriority="62"/>
+    <w:lsdException w:name="Medium Shading 1 Accent 4" w:uiPriority="63"/>
+    <w:lsdException w:name="Medium Shading 2 Accent 4" w:uiPriority="64"/>
+    <w:lsdException w:name="Medium List 1 Accent 4" w:uiPriority="65"/>
+    <w:lsdException w:name="Medium List 2 Accent 4" w:uiPriority="66"/>
+    <w:lsdException w:name="Medium Grid 1 Accent 4" w:uiPriority="67"/>
+    <w:lsdException w:name="Medium Grid 2 Accent 4" w:uiPriority="68"/>
+    <w:lsdException w:name="Medium Grid 3 Accent 4" w:uiPriority="69"/>
+    <w:lsdException w:name="Dark List Accent 4" w:uiPriority="70"/>
+    <w:lsdException w:name="Colorful Shading Accent 4" w:uiPriority="71"/>
+    <w:lsdException w:name="Colorful List Accent 4" w:uiPriority="72"/>
+    <w:lsdException w:name="Colorful Grid Accent 4" w:uiPriority="73"/>
+    <w:lsdException w:name="Light Shading Accent 5" w:uiPriority="60"/>
+    <w:lsdException w:name="Light List Accent 5" w:uiPriority="61"/>
+    <w:lsdException w:name="Light Grid Accent 5" w:uiPriority="62"/>
+    <w:lsdException w:name="Medium Shading 1 Accent 5" w:uiPriority="63"/>
+    <w:lsdException w:name="Medium Shading 2 Accent 5" w:uiPriority="64"/>
+    <w:lsdException w:name="Medium List 1 Accent 5" w:uiPriority="65"/>
+    <w:lsdException w:name="Medium List 2 Accent 5" w:uiPriority="66"/>
+    <w:lsdException w:name="Medium Grid 1 Accent 5" w:uiPriority="67"/>
+    <w:lsdException w:name="Medium Grid 2 Accent 5" w:uiPriority="68"/>
+    <w:lsdException w:name="Medium Grid 3 Accent 5" w:uiPriority="69"/>
+    <w:lsdException w:name="Dark List Accent 5" w:uiPriority="70"/>
+    <w:lsdException w:name="Colorful Shading Accent 5" w:uiPriority="71"/>
+    <w:lsdException w:name="Colorful List Accent 5" w:uiPriority="72"/>
+    <w:lsdException w:name="Colorful Grid Accent 5" w:uiPriority="73"/>
+    <w:lsdException w:name="Light Shading Accent 6" w:uiPriority="60"/>
+    <w:lsdException w:name="Light List Accent 6" w:uiPriority="61"/>
+    <w:lsdException w:name="Light Grid Accent 6" w:uiPriority="62"/>
+    <w:lsdException w:name="Medium Shading 1 Accent 6" w:uiPriority="63"/>
+    <w:lsdException w:name="Medium Shading 2 Accent 6" w:uiPriority="64"/>
+    <w:lsdException w:name="Medium List 1 Accent 6" w:uiPriority="65"/>
+    <w:lsdException w:name="Medium List 2 Accent 6" w:uiPriority="66"/>
+    <w:lsdException w:name="Medium Grid 1 Accent 6" w:uiPriority="67"/>
+    <w:lsdException w:name="Medium Grid 2 Accent 6" w:uiPriority="68"/>
+    <w:lsdException w:name="Medium Grid 3 Accent 6" w:uiPriority="69"/>
+    <w:lsdException w:name="Dark List Accent 6" w:uiPriority="70"/>
+    <w:lsdException w:name="Colorful Shading Accent 6" w:uiPriority="71"/>
+    <w:lsdException w:name="Colorful List Accent 6" w:uiPriority="72"/>
+    <w:lsdException w:name="Colorful Grid Accent 6" w:uiPriority="73"/>
+    <w:lsdException w:name="Subtle Emphasis" w:uiPriority="19" w:qFormat="1"/>
+    <w:lsdException w:name="Intense Emphasis" w:uiPriority="21" w:qFormat="1"/>
+    <w:lsdException w:name="Subtle Reference" w:uiPriority="31" w:qFormat="1"/>
+    <w:lsdException w:name="Intense Reference" w:uiPriority="32" w:qFormat="1"/>
+    <w:lsdException w:name="Book Title" w:uiPriority="33" w:qFormat="1"/>
+    <w:lsdException w:name="Bibliography" w:semiHidden="1" w:uiPriority="37" w:unhideWhenUsed="1"/>
+    <w:lsdException w:name="TOC Heading" w:semiHidden="1" w:uiPriority="39" w:unhideWhenUsed="1" w:qFormat="1"/>
+    <w:lsdException w:name="Plain Table 1" w:uiPriority="41"/>
+    <w:lsdException w:name="Plain Table 2" w:uiPriority="42"/>
+    <w:lsdException w:name="Plain Table 3" w:uiPriority="43"/>
+    <w:lsdException w:name="Plain Table 4" w:uiPriority="44"/>
+    <w:lsdException w:name="Plain Table 5" w:uiPriority="45"/>
+    <w:lsdException w:name="Grid Table Light" w:uiPriority="40"/>
+    <w:lsdException w:name="Grid Table 1 Light" w:uiPriority="46"/>
+    <w:lsdException w:name="Grid Table 2" w:uiPriority="47"/>
+    <w:lsdException w:name="Grid Table 3" w:uiPriority="48"/>
+    <w:lsdException w:name="Grid Table 4" w:uiPriority="49"/>
+    <w:lsdException w:name="Grid Table 5 Dark" w:uiPriority="50"/>
+    <w:lsdException w:name="Grid Table 6 Colorful" w:uiPriority="51"/>
+    <w:lsdException w:name="Grid Table 7 Colorful" w:uiPriority="52"/>
+    <w:lsdException w:name="Grid Table 1 Light Accent 1" w:uiPriority="46"/>
+    <w:lsdException w:name="Grid Table 2 Accent 1" w:uiPriority="47"/>
+    <w:lsdException w:name="Grid Table 3 Accent 1" w:uiPriority="48"/>
+    <w:lsdException w:name="Grid Table 4 Accent 1" w:uiPriority="49"/>
+    <w:lsdException w:name="Grid Table 5 Dark Accent 1" w:uiPriority="50"/>
+    <w:lsdException w:name="Grid Table 6 Colorful Accent 1" w:uiPriority="51"/>
+    <w:lsdException w:name="Grid Table 7 Colorful Accent 1" w:uiPriority="52"/>
+    <w:lsdException w:name="Grid Table 1 Light Accent 2" w:uiPriority="46"/>
+    <w:lsdException w:name="Grid Table 2 Accent 2" w:uiPriority="47"/>
+    <w:lsdException w:name="Grid Table 3 Accent 2" w:uiPriority="48"/>
+    <w:lsdException w:name="Grid Table 4 Accent 2" w:uiPriority="49"/>
+    <w:lsdException w:name="Grid Table 5 Dark Accent 2" w:uiPriority="50"/>
+    <w:lsdException w:name="Grid Table 6 Colorful Accent 2" w:uiPriority="51"/>
+    <w:lsdException w:name="Grid Table 7 Colorful Accent 2" w:uiPriority="52"/>
+    <w:lsdException w:name="Grid Table 1 Light Accent 3" w:uiPriority="46"/>
+    <w:lsdException w:name="Grid Table 2 Accent 3" w:uiPriority="47"/>
+    <w:lsdException w:name="Grid Table 3 Accent 3" w:uiPriority="48"/>
+    <w:lsdException w:name="Grid Table 4 Accent 3" w:uiPriority="49"/>
+    <w:lsdException w:name="Grid Table 5 Dark Accent 3" w:uiPriority="50"/>
+    <w:lsdException w:name="Grid Table 6 Colorful Accent 3" w:uiPriority="51"/>
+    <w:lsdException w:name="Grid Table 7 Colorful Accent 3" w:uiPriority="52"/>
+    <w:lsdException w:name="Grid Table 1 Light Accent 4" w:uiPriority="46"/>
+    <w:lsdException w:name="Grid Table 2 Accent 4" w:uiPriority="47"/>
+    <w:lsdException w:name="Grid Table 3 Accent 4" w:uiPriority="48"/>
+    <w:lsdException w:name="Grid Table 4 Accent 4" w:uiPriority="49"/>
+    <w:lsdException w:name="Grid Table 5 Dark Accent 4" w:uiPriority="50"/>
+    <w:lsdException w:name="Grid Table 6 Colorful Accent 4" w:uiPriority="51"/>
+    <w:lsdException w:name="Grid Table 7 Colorful Accent 4" w:uiPriority="52"/>
+    <w:lsdException w:name="Grid Table 1 Light Accent 5" w:uiPriority="46"/>
+    <w:lsdException w:name="Grid Table 2 Accent 5" w:uiPriority="47"/>
+    <w:lsdException w:name="Grid Table 3 Accent 5" w:uiPriority="48"/>
+    <w:lsdException w:name="Grid Table 4 Accent 5" w:uiPriority="49"/>
+    <w:lsdException w:name="Grid Table 5 Dark Accent 5" w:uiPriority="50"/>
+    <w:lsdException w:name="Grid Table 6 Colorful Accent 5" w:uiPriority="51"/>
+    <w:lsdException w:name="Grid Table 7 Colorful Accent 5" w:uiPriority="52"/>
+    <w:lsdException w:name="Grid Table 1 Light Accent 6" w:uiPriority="46"/>
+    <w:lsdException w:name="Grid Table 2 Accent 6" w:uiPriority="47"/>
+    <w:lsdException w:name="Grid Table 3 Accent 6" w:uiPriority="48"/>
+    <w:lsdException w:name="Grid Table 4 Accent 6" w:uiPriority="49"/>
+    <w:lsdException w:name="Grid Table 5 Dark Accent 6" w:uiPriority="50"/>
+    <w:lsdException w:name="Grid Table 6 Colorful Accent 6" w:uiPriority="51"/>
+    <w:lsdException w:name="Grid Table 7 Colorful Accent 6" w:uiPriority="52"/>
+    <w:lsdException w:name="List Table 1 Light" w:uiPriority="46"/>
+    <w:lsdException w:name="List Table 2" w:uiPriority="47"/>
+    <w:lsdException w:name="List Table 3" w:uiPriority="48"/>
+    <w:lsdException w:name="List Table 4" w:uiPriority="49"/>
+    <w:lsdException w:name="List Table 5 Dark" w:uiPriority="50"/>
+    <w:lsdException w:name="List Table 6 Colorful" w:uiPriority="51"/>
+    <w:lsdException w:name="List Table 7 Colorful" w:uiPriority="52"/>
+    <w:lsdException w:name="List Table 1 Light Accent 1" w:uiPriority="46"/>
+    <w:lsdException w:name="List Table 2 Accent 1" w:uiPriority="47"/>
+    <w:lsdException w:name="List Table 3 Accent 1" w:uiPriority="48"/>
+    <w:lsdException w:name="List Table 4 Accent 1" w:uiPriority="49"/>
+    <w:lsdException w:name="List Table 5 Dark Accent 1" w:uiPriority="50"/>
+    <w:lsdException w:name="List Table 6 Colorful Accent 1" w:uiPriority="51"/>
+    <w:lsdException w:name="List Table 7 Colorful Accent 1" w:uiPriority="52"/>
+    <w:lsdException w:name="List Table 1 Light Accent 2" w:uiPriority="46"/>
+    <w:lsdException w:name="List Table 2 Accent 2" w:uiPriority="47"/>
+    <w:lsdException w:name="List Table 3 Accent 2" w:uiPriority="48"/>
+    <w:lsdException w:name="List Table 4 Accent 2" w:uiPriority="49"/>
+    <w:lsdException w:name="List Table 5 Dark Accent 2" w:uiPriority="50"/>
+    <w:lsdException w:name="List Table 6 Colorful Accent 2" w:uiPriority="51"/>
+    <w:lsdException w:name="List Table 7 Colorful Accent 2" w:uiPriority="52"/>
+    <w:lsdException w:name="List Table 1 Light Accent 3" w:uiPriority="46"/>
+    <w:lsdException w:name="List Table 2 Accent 3" w:uiPriority="47"/>
+    <w:lsdException w:name="List Table 3 Accent 3" w:uiPriority="48"/>
+    <w:lsdException w:name="List Table 4 Accent 3" w:uiPriority="49"/>
+    <w:lsdException w:name="List Table 5 Dark Accent 3" w:uiPriority="50"/>
+    <w:lsdException w:name="List Table 6 Colorful Accent 3" w:uiPriority="51"/>
+    <w:lsdException w:name="List Table 7 Colorful Accent 3" w:uiPriority="52"/>
+    <w:lsdException w:name="List Table 1 Light Accent 4" w:uiPriority="46"/>
+    <w:lsdException w:name="List Table 2 Accent 4" w:uiPriority="47"/>
+    <w:lsdException w:name="List Table 3 Accent 4" w:uiPriority="48"/>
+    <w:lsdException w:name="List Table 4 Accent 4" w:uiPriority="49"/>
+    <w:lsdException w:name="List Table 5 Dark Accent 4" w:uiPriority="50"/>
+    <w:lsdException w:name="List Table 6 Colorful Accent 4" w:uiPriority="51"/>
+    <w:lsdException w:name="List Table 7 Colorful Accent 4" w:uiPriority="52"/>
+    <w:lsdException w:name="List Table 1 Light Accent 5" w:uiPriority="46"/>
+    <w:lsdException w:name="List Table 2 Accent 5" w:uiPriority="47"/>
+    <w:lsdException w:name="List Table 3 Accent 5" w:uiPriority="48"/>
+    <w:lsdException w:name="List Table 4 Accent 5" w:uiPriority="49"/>
+    <w:lsdException w:name="List Table 5 Dark Accent 5" w:uiPriority="50"/>
+    <w:lsdException w:name="List Table 6 Colorful Accent 5" w:uiPriority="51"/>
+    <w:lsdException w:name="List Table 7 Colorful Accent 5" w:uiPriority="52"/>
+    <w:lsdException w:name="List Table 1 Light Accent 6" w:uiPriority="46"/>
+    <w:lsdException w:name="List Table 2 Accent 6" w:uiPriority="47"/>
+    <w:lsdException w:name="List Table 3 Accent 6" w:uiPriority="48"/>
+    <w:lsdException w:name="List Table 4 Accent 6" w:uiPriority="49"/>
+    <w:lsdException w:name="List Table 5 Dark Accent 6" w:uiPriority="50"/>
+    <w:lsdException w:name="List Table 6 Colorful Accent 6" w:uiPriority="51"/>
+    <w:lsdException w:name="List Table 7 Colorful Accent 6" w:uiPriority="52"/>
+    <w:lsdException w:name="Mention" w:semiHidden="1" w:unhideWhenUsed="1"/>
+    <w:lsdException w:name="Smart Hyperlink" w:semiHidden="1" w:unhideWhenUsed="1"/>
+    <w:lsdException w:name="Hashtag" w:semiHidden="1" w:unhideWhenUsed="1"/>
+    <w:lsdException w:name="Unresolved Mention" w:semiHidden="1" w:unhideWhenUsed="1"/>
+    <w:lsdException w:name="Smart Link" w:semiHidden="1" w:unhideWhenUsed="1"/>
   </w:latentStyles>
   <w:style w:type="paragraph" w:default="1" w:styleId="Normal">
     <w:name w:val="Normal"/>
     <w:qFormat/>
     <w:rsid w:val="00B82451"/>
   </w:style>
-  <w:style w:type="character" w:default="1" w:styleId="VarsaylanParagrafYazTipi">
+  <w:style w:type="character" w:default="1" w:styleId="DefaultParagraphFont">
     <w:name w:val="Default Paragraph Font"/>
     <w:uiPriority w:val="1"/>
     <w:semiHidden/>
     <w:unhideWhenUsed/>
   </w:style>
-  <w:style w:type="table" w:default="1" w:styleId="NormalTablo">
+  <w:style w:type="table" w:default="1" w:styleId="TableNormal">
     <w:name w:val="Normal Table"/>
     <w:uiPriority w:val="99"/>
     <w:semiHidden/>
     <w:unhideWhenUsed/>
-    <w:qFormat/>
     <w:tblPr>
       <w:tblInd w:w="0" w:type="dxa"/>
       <w:tblCellMar>
@@ -936,7 +967,7 @@
       </w:tblCellMar>
     </w:tblPr>
   </w:style>
-  <w:style w:type="numbering" w:default="1" w:styleId="ListeYok">
+  <w:style w:type="numbering" w:default="1" w:styleId="NoList">
     <w:name w:val="No List"/>
     <w:uiPriority w:val="99"/>
     <w:semiHidden/>
